--- a/ru/wisdom-stories/Etibar Siracsoy/thoughtfulness.docx
+++ b/ru/wisdom-stories/Etibar Siracsoy/thoughtfulness.docx
@@ -37,7 +37,7 @@
         <w:rPr>
           <w:lang w:val="ru-RU"/>
         </w:rPr>
-        <w:t>Быть может, всего несколько минут внимания сделают чей-то день светлее, пробудят надежду и вновь придадут вкус к жизни.</w:t>
+        <w:t xml:space="preserve">Быть может, всего несколько минут внимания сделают чей-то день светлее, пробудят надежду и вернут вкус к жизни.</w:t>
       </w:r>
     </w:p>
     <w:p>
